--- a/corpus/synthetic/bookmarks-crossref__007.docx
+++ b/corpus/synthetic/bookmarks-crossref__007.docx
@@ -4,25 +4,19 @@
   <w:body>
     <w:p>
       <w:r>
-        <w:t xml:space="preserve">见第</w:t>
-      </w:r>
-      <w:r>
         <w:fldChar w:fldCharType="begin"/>
       </w:r>
       <w:r>
-        <w:instrText xml:space="preserve"> REF _Ref12345 \r \h </w:instrText>
+        <w:instrText xml:space="preserve"> REF target \h </w:instrText>
       </w:r>
       <w:r>
         <w:fldChar w:fldCharType="separate"/>
       </w:r>
       <w:r>
-        <w:t>3</w:t>
+        <w:t xml:space="preserve">目标内容</w:t>
       </w:r>
       <w:r>
         <w:fldChar w:fldCharType="end"/>
-      </w:r>
-      <w:r>
-        <w:t xml:space="preserve">章。</w:t>
       </w:r>
     </w:p>
     <w:sectPr>
